--- a/fuentes/63720048_CF01_CFA_DU.docx
+++ b/fuentes/63720048_CF01_CFA_DU.docx
@@ -205,7 +205,7 @@
               </wp:anchor>
             </w:drawing>
           </mc:Choice>
-          <mc:Fallback xmlns:oel="http://schemas.microsoft.com/office/2019/extlst" xmlns:w16cex="http://schemas.microsoft.com/office/word/2018/wordml/cex" xmlns:w16="http://schemas.microsoft.com/office/word/2018/wordml" xmlns:w16sdtdh="http://schemas.microsoft.com/office/word/2020/wordml/sdtdatahash">
+          <mc:Fallback xmlns:w16sdtdh="http://schemas.microsoft.com/office/word/2020/wordml/sdtdatahash" xmlns:w16="http://schemas.microsoft.com/office/word/2018/wordml" xmlns:w16cex="http://schemas.microsoft.com/office/word/2018/wordml/cex" xmlns:oel="http://schemas.microsoft.com/office/2019/extlst">
             <w:pict>
               <v:rect w14:anchorId="4C256C62" id="Rectángulo 3" o:spid="_x0000_s1026" alt="&quot;&quot;" style="position:absolute;margin-left:-55.95pt;margin-top:26.4pt;width:613.85pt;height:164.25pt;z-index:-251655168;visibility:visible;mso-wrap-style:square;mso-height-percent:0;mso-wrap-distance-left:9pt;mso-wrap-distance-top:0;mso-wrap-distance-right:9pt;mso-wrap-distance-bottom:0;mso-position-horizontal:absolute;mso-position-horizontal-relative:text;mso-position-vertical:absolute;mso-position-vertical-relative:text;mso-height-percent:0;mso-height-relative:margin;v-text-anchor:middle" o:gfxdata="UEsDBBQABgAIAAAAIQC2gziS/gAAAOEBAAATAAAAW0NvbnRlbnRfVHlwZXNdLnhtbJSRQU7DMBBF&#10;90jcwfIWJU67QAgl6YK0S0CoHGBkTxKLZGx5TGhvj5O2G0SRWNoz/78nu9wcxkFMGNg6quQqL6RA&#10;0s5Y6ir5vt9lD1JwBDIwOMJKHpHlpr69KfdHjyxSmriSfYz+USnWPY7AufNIadK6MEJMx9ApD/oD&#10;OlTrorhX2lFEilmcO2RdNtjC5xDF9pCuTyYBB5bi6bQ4syoJ3g9WQ0ymaiLzg5KdCXlKLjvcW893&#10;SUOqXwnz5DrgnHtJTxOsQfEKIT7DmDSUCaxw7Rqn8787ZsmRM9e2VmPeBN4uqYvTtW7jvijg9N/y&#10;JsXecLq0q+WD6m8AAAD//wMAUEsDBBQABgAIAAAAIQA4/SH/1gAAAJQBAAALAAAAX3JlbHMvLnJl&#10;bHOkkMFqwzAMhu+DvYPRfXGawxijTi+j0GvpHsDYimMaW0Yy2fr2M4PBMnrbUb/Q94l/f/hMi1qR&#10;JVI2sOt6UJgd+ZiDgffL8ekFlFSbvV0oo4EbChzGx4f9GRdb25HMsYhqlCwG5lrLq9biZkxWOiqY&#10;22YiTra2kYMu1l1tQD30/bPm3wwYN0x18gb45AdQl1tp5j/sFB2T0FQ7R0nTNEV3j6o9feQzro1i&#10;OWA14Fm+Q8a1a8+Bvu/d/dMb2JY5uiPbhG/ktn4cqGU/er3pcvwCAAD//wMAUEsDBBQABgAIAAAA&#10;IQDXSMK5gAIAAGAFAAAOAAAAZHJzL2Uyb0RvYy54bWysVE1v2zAMvQ/YfxB0X+1kydIEdYqgRYcB&#10;RVu0HXpWZCk2IIsapXzt14+SP9J1xQ7DclAk8fGRfCZ1cXloDNsp9DXYgo/Ocs6UlVDWdlPw7883&#10;n84580HYUhiwquBH5fnl8uOHi71bqDFUYEqFjEisX+xdwasQ3CLLvKxUI/wZOGXJqAEbEeiIm6xE&#10;sSf2xmTjPP+S7QFLhyCV93R73Rr5MvFrrWS419qrwEzBKbeQVkzrOq7Z8kIsNihcVcsuDfEPWTSi&#10;thR0oLoWQbAt1n9QNbVE8KDDmYQmA61rqVINVM0of1PNUyWcSrWQON4NMvn/Ryvvdk/uAUmGvfML&#10;T9tYxUFjE/8pP3ZIYh0HsdQhMEmXs9l8ej6fcibJNs7Pp/PZNMqZndwd+vBVQcPipuBIXyOJJHa3&#10;PrTQHhKjeTB1eVMbkw64WV8ZZDsRv1z+eTS57th/gxkbwRaiW8sYb7JTMWkXjkZFnLGPSrO6pPTH&#10;KZPUZ2qII6RUNoxaUyVK1Yaf5vTro8fOjB6p0kQYmTXFH7g7gh7ZkvTcbZYdPrqq1KaDc/63xFrn&#10;wSNFBhsG56a2gO8RGKqqi9zie5FaaaJKayiPD8gQ2iHxTt7U9N1uhQ8PAmkqaH5o0sM9LdrAvuDQ&#10;7TirAH++dx/x1Kxk5WxPU1Zw/2MrUHFmvllq4/loMoljmQ6T6WxMB3xtWb+22G1zBdQOI3pTnEzb&#10;iA+m32qE5oUehFWMSiZhJcUuuAzYH65CO/30pEi1WiUYjaIT4dY+ORnJo6qxL58PLwJd17yB+v4O&#10;+okUizc93GKjp4XVNoCuU4OfdO30pjFOjdM9OfGdeH1OqNPDuPwFAAD//wMAUEsDBBQABgAIAAAA&#10;IQDARUG43wAAAAwBAAAPAAAAZHJzL2Rvd25yZXYueG1sTI/BTsMwDIbvSLxDZCRuW5pNQ6PUndBE&#10;xQ1pgwPHrPHaisbpkmxr357sBDdb/vT7+4vNaHtxIR86xwhqnoEgrp3puEH4+qxmaxAhaja6d0wI&#10;EwXYlPd3hc6Nu/KOLvvYiBTCIdcIbYxDLmWoW7I6zN1AnG5H562OafWNNF5fU7jt5SLLnqTVHacP&#10;rR5o21L9sz9bhO+3Lb3v6PQxeT+pEx9Ntasi4uPD+PoCItIY/2C46Sd1KJPTwZ3ZBNEjzJRSz4lF&#10;WC1Shxuh1CpNB4TlWi1BloX8X6L8BQAA//8DAFBLAQItABQABgAIAAAAIQC2gziS/gAAAOEBAAAT&#10;AAAAAAAAAAAAAAAAAAAAAABbQ29udGVudF9UeXBlc10ueG1sUEsBAi0AFAAGAAgAAAAhADj9If/W&#10;AAAAlAEAAAsAAAAAAAAAAAAAAAAALwEAAF9yZWxzLy5yZWxzUEsBAi0AFAAGAAgAAAAhANdIwrmA&#10;AgAAYAUAAA4AAAAAAAAAAAAAAAAALgIAAGRycy9lMm9Eb2MueG1sUEsBAi0AFAAGAAgAAAAhAMBF&#10;QbjfAAAADAEAAA8AAAAAAAAAAAAAAAAA2gQAAGRycy9kb3ducmV2LnhtbFBLBQYAAAAABAAEAPMA&#10;AADmBQAAAAA=&#10;" fillcolor="#00314d" stroked="f" strokeweight="1pt"/>
             </w:pict>
@@ -526,7 +526,6 @@
           <w:docPartUnique/>
         </w:docPartObj>
       </w:sdtPr>
-      <w:sdtEndPr/>
       <w:sdtContent>
         <w:p>
           <w:pPr>
@@ -1413,7 +1412,7 @@
                 <w:noProof/>
                 <w:webHidden/>
               </w:rPr>
-              <w:t>28</w:t>
+              <w:t>29</w:t>
             </w:r>
             <w:r>
               <w:rPr>
@@ -1486,7 +1485,7 @@
                 <w:noProof/>
                 <w:webHidden/>
               </w:rPr>
-              <w:t>32</w:t>
+              <w:t>34</w:t>
             </w:r>
             <w:r>
               <w:rPr>
@@ -1559,7 +1558,7 @@
                 <w:noProof/>
                 <w:webHidden/>
               </w:rPr>
-              <w:t>33</w:t>
+              <w:t>35</w:t>
             </w:r>
             <w:r>
               <w:rPr>
@@ -1632,7 +1631,7 @@
                 <w:noProof/>
                 <w:webHidden/>
               </w:rPr>
-              <w:t>35</w:t>
+              <w:t>37</w:t>
             </w:r>
             <w:r>
               <w:rPr>
@@ -1705,7 +1704,7 @@
                 <w:noProof/>
                 <w:webHidden/>
               </w:rPr>
-              <w:t>39</w:t>
+              <w:t>41</w:t>
             </w:r>
             <w:r>
               <w:rPr>
@@ -1778,7 +1777,7 @@
                 <w:noProof/>
                 <w:webHidden/>
               </w:rPr>
-              <w:t>40</w:t>
+              <w:t>42</w:t>
             </w:r>
             <w:r>
               <w:rPr>
@@ -1851,7 +1850,7 @@
                 <w:noProof/>
                 <w:webHidden/>
               </w:rPr>
-              <w:t>42</w:t>
+              <w:t>44</w:t>
             </w:r>
             <w:r>
               <w:rPr>
@@ -1924,7 +1923,7 @@
                 <w:noProof/>
                 <w:webHidden/>
               </w:rPr>
-              <w:t>43</w:t>
+              <w:t>45</w:t>
             </w:r>
             <w:r>
               <w:rPr>
@@ -1997,7 +1996,7 @@
                 <w:noProof/>
                 <w:webHidden/>
               </w:rPr>
-              <w:t>45</w:t>
+              <w:t>47</w:t>
             </w:r>
             <w:r>
               <w:rPr>
@@ -2070,7 +2069,7 @@
                 <w:noProof/>
                 <w:webHidden/>
               </w:rPr>
-              <w:t>49</w:t>
+              <w:t>51</w:t>
             </w:r>
             <w:r>
               <w:rPr>
@@ -2143,7 +2142,7 @@
                 <w:noProof/>
                 <w:webHidden/>
               </w:rPr>
-              <w:t>49</w:t>
+              <w:t>51</w:t>
             </w:r>
             <w:r>
               <w:rPr>
@@ -2216,7 +2215,7 @@
                 <w:noProof/>
                 <w:webHidden/>
               </w:rPr>
-              <w:t>51</w:t>
+              <w:t>53</w:t>
             </w:r>
             <w:r>
               <w:rPr>
@@ -2289,7 +2288,7 @@
                 <w:noProof/>
                 <w:webHidden/>
               </w:rPr>
-              <w:t>54</w:t>
+              <w:t>56</w:t>
             </w:r>
             <w:r>
               <w:rPr>
@@ -2362,7 +2361,7 @@
                 <w:noProof/>
                 <w:webHidden/>
               </w:rPr>
-              <w:t>56</w:t>
+              <w:t>58</w:t>
             </w:r>
             <w:r>
               <w:rPr>
@@ -2435,7 +2434,7 @@
                 <w:noProof/>
                 <w:webHidden/>
               </w:rPr>
-              <w:t>59</w:t>
+              <w:t>61</w:t>
             </w:r>
             <w:r>
               <w:rPr>
@@ -2508,7 +2507,7 @@
                 <w:noProof/>
                 <w:webHidden/>
               </w:rPr>
-              <w:t>61</w:t>
+              <w:t>63</w:t>
             </w:r>
             <w:r>
               <w:rPr>
@@ -2581,7 +2580,7 @@
                 <w:noProof/>
                 <w:webHidden/>
               </w:rPr>
-              <w:t>62</w:t>
+              <w:t>64</w:t>
             </w:r>
             <w:r>
               <w:rPr>
@@ -2654,7 +2653,7 @@
                 <w:noProof/>
                 <w:webHidden/>
               </w:rPr>
-              <w:t>66</w:t>
+              <w:t>68</w:t>
             </w:r>
             <w:r>
               <w:rPr>
@@ -2727,7 +2726,7 @@
                 <w:noProof/>
                 <w:webHidden/>
               </w:rPr>
-              <w:t>68</w:t>
+              <w:t>70</w:t>
             </w:r>
             <w:r>
               <w:rPr>
@@ -2800,7 +2799,7 @@
                 <w:noProof/>
                 <w:webHidden/>
               </w:rPr>
-              <w:t>71</w:t>
+              <w:t>73</w:t>
             </w:r>
             <w:r>
               <w:rPr>
@@ -2873,7 +2872,7 @@
                 <w:noProof/>
                 <w:webHidden/>
               </w:rPr>
-              <w:t>73</w:t>
+              <w:t>75</w:t>
             </w:r>
             <w:r>
               <w:rPr>
@@ -2946,7 +2945,7 @@
                 <w:noProof/>
                 <w:webHidden/>
               </w:rPr>
-              <w:t>75</w:t>
+              <w:t>77</w:t>
             </w:r>
             <w:r>
               <w:rPr>
@@ -3019,7 +3018,7 @@
                 <w:noProof/>
                 <w:webHidden/>
               </w:rPr>
-              <w:t>76</w:t>
+              <w:t>78</w:t>
             </w:r>
             <w:r>
               <w:rPr>
@@ -6176,7 +6175,14 @@
                 <w:b/>
                 <w:bCs/>
               </w:rPr>
-              <w:t>Transcripción del pódcast. Sintonía Contable: El lenguaje de los negocios</w:t>
+              <w:t xml:space="preserve">Transcripción del pódcast. </w:t>
+            </w:r>
+            <w:r>
+              <w:rPr>
+                <w:b/>
+                <w:bCs/>
+              </w:rPr>
+              <w:t>El primer respondiente: la primera ayuda cuenta</w:t>
             </w:r>
           </w:p>
         </w:tc>
@@ -6187,47 +6193,404 @@
             <w:tcW w:w="9962" w:type="dxa"/>
           </w:tcPr>
           <w:p>
+            <w:pPr>
+              <w:rPr>
+                <w:bCs/>
+              </w:rPr>
+            </w:pPr>
             <w:r>
               <w:rPr>
                 <w:b/>
                 <w:bCs/>
               </w:rPr>
-              <w:t>Hombre:</w:t>
-            </w:r>
-            <w:r>
-              <w:t xml:space="preserve"> hay meses en los que el dinero parece desaparecer.</w:t>
+              <w:t>Mujer</w:t>
+            </w:r>
+            <w:r>
+              <w:rPr>
+                <w:bCs/>
+              </w:rPr>
+              <w:t xml:space="preserve">: </w:t>
+            </w:r>
+            <w:r>
+              <w:rPr>
+                <w:bCs/>
+              </w:rPr>
+              <w:t>¡Bienvenidos a este espacio formativo! Cuando ocurre una emergencia, los primeros minutos pueden ser determinantes. Hoy vamos a hablar sobre el primer respondiente y qué debe hacer mientras llega la ayuda especializada. ¡Bienvenidos!</w:t>
             </w:r>
           </w:p>
           <w:p>
-            <w:r>
-              <w:t>Se pagan cuentas, se hacen compras, ingresa algo de dinero…</w:t>
+            <w:pPr>
+              <w:rPr>
+                <w:bCs/>
+              </w:rPr>
+            </w:pPr>
+            <w:r>
+              <w:rPr>
+                <w:b/>
+                <w:bCs/>
+              </w:rPr>
+              <w:t>Hombre</w:t>
+            </w:r>
+            <w:r>
+              <w:rPr>
+                <w:bCs/>
+              </w:rPr>
+              <w:t>: e</w:t>
+            </w:r>
+            <w:r>
+              <w:rPr>
+                <w:bCs/>
+              </w:rPr>
+              <w:t>l primer respondiente es la persona que brinda la primera atención en una situación de emergencia o urgencia, antes de que lleguen los servicios de salud. Puede ser un cuidador, un docente o un familiar; por eso, conocer cómo actuar es fundamental para proteger la vida de niñas y niños.</w:t>
             </w:r>
           </w:p>
           <w:p>
-            <w:r>
-              <w:t>pero cuando llega el final del mes, uno no sabe muy bien en qué se lo gastó.</w:t>
+            <w:pPr>
+              <w:rPr>
+                <w:bCs/>
+              </w:rPr>
+            </w:pPr>
+            <w:r>
+              <w:rPr>
+                <w:b/>
+                <w:bCs/>
+              </w:rPr>
+              <w:t>Mujer</w:t>
+            </w:r>
+            <w:r>
+              <w:rPr>
+                <w:bCs/>
+              </w:rPr>
+              <w:t>: a</w:t>
+            </w:r>
+            <w:r>
+              <w:rPr>
+                <w:bCs/>
+              </w:rPr>
+              <w:t>hora bien, ser primer respondiente no significa hacerlo todo. Su actuación se basa en tres responsabilidades fundamentales: actuar de manera oportuna, garantizar la seguridad y proteger la vida.</w:t>
             </w:r>
           </w:p>
           <w:p>
+            <w:pPr>
+              <w:rPr>
+                <w:bCs/>
+              </w:rPr>
+            </w:pPr>
             <w:r>
               <w:rPr>
                 <w:b/>
                 <w:bCs/>
               </w:rPr>
-              <w:t>Hombre:</w:t>
-            </w:r>
+              <w:t>Hombre</w:t>
+            </w:r>
+            <w:r>
+              <w:rPr>
+                <w:bCs/>
+              </w:rPr>
+              <w:t>: a</w:t>
+            </w:r>
+            <w:r>
+              <w:rPr>
+                <w:bCs/>
+              </w:rPr>
+              <w:t>sí es, y antes de intervenir hay algo muy importante, es necesario evaluar la situación. Esto significa observar el entorno, verificar que sea seguro y valorar el estado de la persona. Si la emergencia supera nuestras posibilidades, debemos activar el sistema de emergencias y actuar siempre dentro de nuestras competencias.</w:t>
+            </w:r>
+          </w:p>
+          <w:p>
+            <w:pPr>
+              <w:rPr>
+                <w:bCs/>
+              </w:rPr>
+            </w:pPr>
             <w:r>
               <w:rPr>
                 <w:b/>
                 <w:bCs/>
               </w:rPr>
-              <w:t xml:space="preserve"> p</w:t>
-            </w:r>
-            <w:r>
-              <w:t>or eso la contabilidad no es solo una obligación administrativa sino un sistema que permite ordenar esa realidad económica.</w:t>
+              <w:lastRenderedPageBreak/>
+              <w:t>Mujer</w:t>
+            </w:r>
+            <w:r>
+              <w:rPr>
+                <w:bCs/>
+              </w:rPr>
+              <w:t>: p</w:t>
+            </w:r>
+            <w:r>
+              <w:rPr>
+                <w:bCs/>
+              </w:rPr>
+              <w:t xml:space="preserve">recisamente, reconocer nuestros límites también hace parte de una buena actuación. Reconocer lo que no se debe hacer también protege, porque una maniobra inadecuada puede aumentar el riesgo para la persona afectada. </w:t>
             </w:r>
           </w:p>
-          <w:p/>
+          <w:p>
+            <w:pPr>
+              <w:rPr>
+                <w:bCs/>
+              </w:rPr>
+            </w:pPr>
+            <w:r>
+              <w:rPr>
+                <w:b/>
+                <w:bCs/>
+              </w:rPr>
+              <w:t>Hombre</w:t>
+            </w:r>
+            <w:r>
+              <w:rPr>
+                <w:bCs/>
+              </w:rPr>
+              <w:t>: e</w:t>
+            </w:r>
+            <w:r>
+              <w:rPr>
+                <w:bCs/>
+              </w:rPr>
+              <w:t>n Colombia, el sistema de emergencias se activa marcando la línea 123, el número único de emergencias, gratuito y disponible las 24 horas desde cualquier teléfono fijo o celular. Al realizar la llamada, es importante indicar dónde ocurre la situación y explicar qué está pasando.</w:t>
+            </w:r>
+          </w:p>
+          <w:p>
+            <w:pPr>
+              <w:rPr>
+                <w:bCs/>
+              </w:rPr>
+            </w:pPr>
+            <w:r>
+              <w:rPr>
+                <w:b/>
+                <w:bCs/>
+              </w:rPr>
+              <w:t>Mujer</w:t>
+            </w:r>
+            <w:r>
+              <w:rPr>
+                <w:bCs/>
+              </w:rPr>
+              <w:tab/>
+            </w:r>
+            <w:r>
+              <w:rPr>
+                <w:bCs/>
+              </w:rPr>
+              <w:t>: a</w:t>
+            </w:r>
+            <w:r>
+              <w:rPr>
+                <w:bCs/>
+              </w:rPr>
+              <w:t xml:space="preserve"> partir de esa información, se coordina la ayuda necesaria, que puede involucrar servicios de salud, bomberos, policía u organismos de socorro. Mientras llega la ayuda, el primer respondiente también cumple una función esencial: acompañar y brindar tranquilidad.</w:t>
+            </w:r>
+          </w:p>
+          <w:p>
+            <w:pPr>
+              <w:rPr>
+                <w:bCs/>
+              </w:rPr>
+            </w:pPr>
+            <w:r>
+              <w:rPr>
+                <w:b/>
+                <w:bCs/>
+              </w:rPr>
+              <w:t>Hombre</w:t>
+            </w:r>
+            <w:r>
+              <w:rPr>
+                <w:bCs/>
+              </w:rPr>
+              <w:t>: e</w:t>
+            </w:r>
+            <w:r>
+              <w:rPr>
+                <w:bCs/>
+              </w:rPr>
+              <w:t>n la primera infancia, ofrecer calma y seguridad al niño es parte de la atención. Una actitud serena y cercana puede ayudar a reducir el miedo y facilitar el proceso de asistencia.</w:t>
+            </w:r>
+          </w:p>
+          <w:p>
+            <w:pPr>
+              <w:rPr>
+                <w:bCs/>
+              </w:rPr>
+            </w:pPr>
+            <w:r>
+              <w:rPr>
+                <w:b/>
+                <w:bCs/>
+              </w:rPr>
+              <w:t>Mujer</w:t>
+            </w:r>
+            <w:r>
+              <w:rPr>
+                <w:bCs/>
+              </w:rPr>
+              <w:t>: p</w:t>
+            </w:r>
+            <w:r>
+              <w:rPr>
+                <w:bCs/>
+              </w:rPr>
+              <w:t>ensemos en una situación concreta. Un niño sufre una caída y queda aturdido. ¿Qué debería hacer el primer respondiente?</w:t>
+            </w:r>
+          </w:p>
+          <w:p>
+            <w:pPr>
+              <w:rPr>
+                <w:bCs/>
+              </w:rPr>
+            </w:pPr>
+            <w:r>
+              <w:rPr>
+                <w:b/>
+                <w:bCs/>
+              </w:rPr>
+              <w:t>Hombre</w:t>
+            </w:r>
+            <w:r>
+              <w:rPr>
+                <w:bCs/>
+              </w:rPr>
+              <w:t>: p</w:t>
+            </w:r>
+            <w:r>
+              <w:rPr>
+                <w:bCs/>
+              </w:rPr>
+              <w:t>rimero, verificar que el lugar sea seguro; después, observar cómo responde el niño, activar la línea 123 y permanecer a su lado con serenidad.</w:t>
+            </w:r>
+          </w:p>
+          <w:p>
+            <w:pPr>
+              <w:rPr>
+                <w:bCs/>
+              </w:rPr>
+            </w:pPr>
+            <w:r>
+              <w:rPr>
+                <w:b/>
+                <w:bCs/>
+              </w:rPr>
+              <w:t>Mujer</w:t>
+            </w:r>
+            <w:r>
+              <w:rPr>
+                <w:bCs/>
+              </w:rPr>
+              <w:t>: y</w:t>
+            </w:r>
+            <w:r>
+              <w:rPr>
+                <w:bCs/>
+              </w:rPr>
+              <w:t>, sobre todo, evitar moverlo bruscamente o realizar maniobras que no conoce o para las que no está preparado. La prioridad es protegerlo mientras llega el personal especializado.</w:t>
+            </w:r>
+          </w:p>
+          <w:p>
+            <w:pPr>
+              <w:rPr>
+                <w:bCs/>
+              </w:rPr>
+            </w:pPr>
+            <w:r>
+              <w:rPr>
+                <w:b/>
+                <w:bCs/>
+              </w:rPr>
+              <w:lastRenderedPageBreak/>
+              <w:t>Hombre</w:t>
+            </w:r>
+            <w:r>
+              <w:rPr>
+                <w:bCs/>
+              </w:rPr>
+              <w:t>: e</w:t>
+            </w:r>
+            <w:r>
+              <w:rPr>
+                <w:bCs/>
+              </w:rPr>
+              <w:t xml:space="preserve">n conclusión, podemos decir que la actuación del primer respondiente sigue una idea sencilla: actuar con rapidez, con seguridad y dentro de sus capacidades. </w:t>
+            </w:r>
+          </w:p>
+          <w:p>
+            <w:pPr>
+              <w:rPr>
+                <w:bCs/>
+              </w:rPr>
+            </w:pPr>
+            <w:r>
+              <w:rPr>
+                <w:b/>
+                <w:bCs/>
+              </w:rPr>
+              <w:t>Mujer</w:t>
+            </w:r>
+            <w:r>
+              <w:rPr>
+                <w:bCs/>
+              </w:rPr>
+              <w:t>: e</w:t>
+            </w:r>
+            <w:r>
+              <w:rPr>
+                <w:bCs/>
+              </w:rPr>
+              <w:t>xactamente. El primer respondiente no reemplaza al personal de salud. Su función es ofrecer la primera ayuda y favorecer la continuidad del cuidado hasta que llegue la atención especializada.</w:t>
+            </w:r>
+          </w:p>
+          <w:p>
+            <w:pPr>
+              <w:rPr>
+                <w:bCs/>
+              </w:rPr>
+            </w:pPr>
+            <w:r>
+              <w:rPr>
+                <w:b/>
+                <w:bCs/>
+              </w:rPr>
+              <w:t>Hombre</w:t>
+            </w:r>
+            <w:r>
+              <w:rPr>
+                <w:bCs/>
+              </w:rPr>
+              <w:t>: p</w:t>
+            </w:r>
+            <w:r>
+              <w:rPr>
+                <w:bCs/>
+              </w:rPr>
+              <w:t xml:space="preserve">or eso, conocer estas responsabilidades permite responder mejor ante una emergencia y, especialmente, proteger la vida y el bienestar de niñas y niños. </w:t>
+            </w:r>
+          </w:p>
+          <w:p>
+            <w:r>
+              <w:rPr>
+                <w:b/>
+                <w:bCs/>
+              </w:rPr>
+              <w:t>Mujer</w:t>
+            </w:r>
+            <w:r>
+              <w:rPr>
+                <w:bCs/>
+              </w:rPr>
+              <w:tab/>
+            </w:r>
+            <w:r>
+              <w:rPr>
+                <w:bCs/>
+              </w:rPr>
+              <w:t>: g</w:t>
+            </w:r>
+            <w:r>
+              <w:rPr>
+                <w:bCs/>
+              </w:rPr>
+              <w:t>racias por acompañarnos ¡Nos escuchamos en un próximo episodio!</w:t>
+            </w:r>
+          </w:p>
         </w:tc>
       </w:tr>
     </w:tbl>
@@ -6258,26 +6621,24 @@
     </w:p>
     <w:p>
       <w:pPr>
-        <w:spacing w:before="0" w:after="160" w:line="259" w:lineRule="auto"/>
-      </w:pPr>
-    </w:p>
-    <w:p>
-      <w:pPr>
         <w:pStyle w:val="Ttulo2"/>
       </w:pPr>
       <w:bookmarkStart w:id="11" w:name="_Toc236754618"/>
       <w:r>
+        <w:t>Redes de atención</w:t>
+      </w:r>
+      <w:bookmarkEnd w:id="11"/>
+    </w:p>
+    <w:p>
+      <w:pPr>
+        <w:spacing w:before="0" w:after="160"/>
+      </w:pPr>
+      <w:r>
+        <w:t xml:space="preserve">Las redes de atención en salud corresponden al conjunto organizado de servicios, instituciones y actores que intervienen de manera articulada para dar respuesta oportuna, continua y eficaz ante una situación de emergencia. Estas redes permiten coordinar acciones desde la atención inicial brindada por el primer respondiente hasta </w:t>
+      </w:r>
+      <w:r>
         <w:lastRenderedPageBreak/>
-        <w:t>Redes de atención</w:t>
-      </w:r>
-      <w:bookmarkEnd w:id="11"/>
-    </w:p>
-    <w:p>
-      <w:pPr>
-        <w:spacing w:before="0" w:after="160"/>
-      </w:pPr>
-      <w:r>
-        <w:t>Las redes de atención en salud corresponden al conjunto organizado de servicios, instituciones y actores que intervienen de manera articulada para dar respuesta oportuna, continua y eficaz ante una situación de emergencia. Estas redes permiten coordinar acciones desde la atención inicial brindada por el primer respondiente hasta la intervención especializada en los servicios de salud, garantizando la continuidad del cuidado y la protección de la vida.</w:t>
+        <w:t>la intervención especializada en los servicios de salud, garantizando la continuidad del cuidado y la protección de la vida.</w:t>
       </w:r>
     </w:p>
     <w:p>
@@ -6411,7 +6772,6 @@
         <w:rPr>
           <w:b/>
         </w:rPr>
-        <w:lastRenderedPageBreak/>
         <w:t>Organismos de socorro</w:t>
       </w:r>
     </w:p>
@@ -6422,6 +6782,11 @@
       <w:r>
         <w:t>Apoyan el rescate, la atención inicial y el traslado mediante acciones coordinadas con otros servicios disponibles.</w:t>
       </w:r>
+    </w:p>
+    <w:p>
+      <w:pPr>
+        <w:spacing w:before="0" w:after="160"/>
+      </w:pPr>
     </w:p>
     <w:p>
       <w:pPr>
@@ -6439,6 +6804,7 @@
         <w:rPr>
           <w:b/>
         </w:rPr>
+        <w:lastRenderedPageBreak/>
         <w:t>Entidades de protección</w:t>
       </w:r>
     </w:p>
@@ -6476,8 +6842,6 @@
       <w:r>
         <w:t>A</w:t>
       </w:r>
-      <w:bookmarkStart w:id="12" w:name="_GoBack"/>
-      <w:bookmarkEnd w:id="12"/>
       <w:r>
         <w:t>rticula los servicios para atender la emergencia y garantizar la continuidad del cuidado hasta la recuperación.</w:t>
       </w:r>
@@ -6500,30 +6864,9 @@
     </w:p>
     <w:p>
       <w:pPr>
-        <w:spacing w:before="0" w:after="160"/>
-      </w:pPr>
-    </w:p>
-    <w:p>
-      <w:pPr>
-        <w:spacing w:before="0" w:after="160"/>
-      </w:pPr>
-    </w:p>
-    <w:p>
-      <w:pPr>
-        <w:spacing w:before="0" w:after="160"/>
-      </w:pPr>
-    </w:p>
-    <w:p>
-      <w:pPr>
-        <w:spacing w:before="0" w:after="160"/>
-      </w:pPr>
-    </w:p>
-    <w:p>
-      <w:pPr>
         <w:pStyle w:val="Tabla"/>
       </w:pPr>
       <w:r>
-        <w:lastRenderedPageBreak/>
         <w:t xml:space="preserve"> Redes de atención en emergencias</w:t>
       </w:r>
     </w:p>
@@ -6688,6 +7031,7 @@
               <w:spacing w:line="360" w:lineRule="auto"/>
             </w:pPr>
             <w:r>
+              <w:lastRenderedPageBreak/>
               <w:t>IPS (Instituciones Prestadoras de Servicios de Salud)</w:t>
             </w:r>
           </w:p>
@@ -6913,15 +7257,15 @@
         <w:spacing w:before="0" w:after="160"/>
       </w:pPr>
       <w:r>
+        <w:t>La adecuada activación de estas redes es fundamental para garantizar una respuesta integral, oportuna y segura, especialmente en la primera infancia. El primer respondiente debe reconocer cuándo la situación supera su capacidad de intervención y activar de manera inmediata los servicios de emergencia, proporcionando información clara y precisa. De esta manera, se asegura la continuidad del proceso de atención y la protección de la vida e integridad de niñas y niños.</w:t>
+      </w:r>
+    </w:p>
+    <w:p>
+      <w:pPr>
+        <w:spacing w:before="0" w:after="160"/>
+      </w:pPr>
+      <w:r>
         <w:lastRenderedPageBreak/>
-        <w:t>La adecuada activación de estas redes es fundamental para garantizar una respuesta integral, oportuna y segura, especialmente en la primera infancia. El primer respondiente debe reconocer cuándo la situación supera su capacidad de intervención y activar de manera inmediata los servicios de emergencia, proporcionando información clara y precisa. De esta manera, se asegura la continuidad del proceso de atención y la protección de la vida e integridad de niñas y niños.</w:t>
-      </w:r>
-    </w:p>
-    <w:p>
-      <w:pPr>
-        <w:spacing w:before="0" w:after="160"/>
-      </w:pPr>
-      <w:r>
         <w:t>La articulación de las redes de atención favorece la continuidad del cuidado y la protección de la primera infancia. Para avanzar en este proceso, es necesario comprender los conceptos básicos de primeros auxilios y las acciones relacionadas con la identificación, el análisis y el control de los riesgos.</w:t>
       </w:r>
     </w:p>
@@ -6938,12 +7282,12 @@
       <w:pPr>
         <w:pStyle w:val="Ttulo1"/>
       </w:pPr>
-      <w:bookmarkStart w:id="13" w:name="_Toc236754619"/>
+      <w:bookmarkStart w:id="12" w:name="_Toc236754619"/>
       <w:r>
         <w:lastRenderedPageBreak/>
         <w:t>Fundamentos conceptuales y gestión del riesgo</w:t>
       </w:r>
-      <w:bookmarkEnd w:id="13"/>
+      <w:bookmarkEnd w:id="12"/>
     </w:p>
     <w:p>
       <w:pPr>
@@ -7074,11 +7418,11 @@
       <w:pPr>
         <w:pStyle w:val="Ttulo2"/>
       </w:pPr>
-      <w:bookmarkStart w:id="14" w:name="_Toc236754620"/>
+      <w:bookmarkStart w:id="13" w:name="_Toc236754620"/>
       <w:r>
         <w:t>Fundamentos conceptuales</w:t>
       </w:r>
-      <w:bookmarkEnd w:id="14"/>
+      <w:bookmarkEnd w:id="13"/>
     </w:p>
     <w:p>
       <w:pPr>
@@ -7581,7 +7925,13 @@
       <w:pPr>
         <w:spacing w:before="0" w:after="160"/>
       </w:pPr>
-      <w:r>
+    </w:p>
+    <w:p>
+      <w:pPr>
+        <w:spacing w:before="0" w:after="160"/>
+      </w:pPr>
+      <w:r>
+        <w:lastRenderedPageBreak/>
         <w:t>En el contexto de la primera infancia, la aplicación de estos fundamentos permite:</w:t>
       </w:r>
     </w:p>
@@ -7595,7 +7945,6 @@
         <w:spacing w:before="0" w:after="160"/>
       </w:pPr>
       <w:r>
-        <w:lastRenderedPageBreak/>
         <w:t xml:space="preserve">Identificar los factores de riesgo presentes en el entorno. </w:t>
       </w:r>
     </w:p>
@@ -7741,26 +8090,29 @@
       <w:pPr>
         <w:pStyle w:val="Ttulo2"/>
       </w:pPr>
-      <w:bookmarkStart w:id="15" w:name="_Toc236754621"/>
+      <w:bookmarkStart w:id="14" w:name="_Toc236754621"/>
       <w:r>
         <w:t>Gestión del riesgo</w:t>
       </w:r>
-      <w:bookmarkEnd w:id="15"/>
-    </w:p>
-    <w:p>
-      <w:pPr>
-        <w:spacing w:before="0" w:after="160"/>
-      </w:pPr>
-      <w:r>
-        <w:t>La gestión del riesgo en primeros auxilios corresponde al conjunto de acciones orientadas a identificar, analizar y controlar los factores que pueden generar daño en una situación de emergencia. En el contexto de la primera infancia, su aplicación es fundamental debido a la mayor vulnerabilidad de niñas y niños frente a condiciones inseguras en su entorno.</w:t>
-      </w:r>
-    </w:p>
-    <w:p>
-      <w:pPr>
-        <w:spacing w:before="0" w:after="160"/>
-      </w:pPr>
+      <w:bookmarkEnd w:id="14"/>
+    </w:p>
+    <w:p>
+      <w:pPr>
+        <w:spacing w:before="0" w:after="160"/>
+      </w:pPr>
+      <w:r>
+        <w:t xml:space="preserve">La gestión del riesgo en primeros auxilios corresponde al conjunto de acciones orientadas a identificar, analizar y controlar los factores que pueden generar daño en una situación de emergencia. En el contexto de la primera infancia, su aplicación es </w:t>
+      </w:r>
       <w:r>
         <w:lastRenderedPageBreak/>
+        <w:t>fundamental debido a la mayor vulnerabilidad de niñas y niños frente a condiciones inseguras en su entorno.</w:t>
+      </w:r>
+    </w:p>
+    <w:p>
+      <w:pPr>
+        <w:spacing w:before="0" w:after="160"/>
+      </w:pPr>
+      <w:r>
         <w:t>Este proceso inicia con la identificación de los riesgos presentes en el lugar, los cuales pueden ser de tipo físico, biológico, ambiental o humano. Posteriormente, se realiza un análisis del riesgo, valorando la probabilidad de que ocurra un evento adverso y las posibles consecuencias para la persona afectada. Esta valoración permite priorizar las acciones de atención y establecer medidas de control adecuadas.</w:t>
       </w:r>
     </w:p>
@@ -7839,6 +8191,7 @@
         <w:rPr>
           <w:b/>
         </w:rPr>
+        <w:lastRenderedPageBreak/>
         <w:t>Control del riesgo</w:t>
       </w:r>
       <w:r>
@@ -7858,7 +8211,6 @@
         <w:rPr>
           <w:b/>
         </w:rPr>
-        <w:lastRenderedPageBreak/>
         <w:t>Prevención</w:t>
       </w:r>
       <w:r>
@@ -8016,6 +8368,7 @@
         <w:spacing w:before="0" w:after="160"/>
       </w:pPr>
       <w:r>
+        <w:lastRenderedPageBreak/>
         <w:t>La aplicación ordenada de estas acciones facilita la toma de decisiones y fortalece la protección integral de las niñas y los niños, de acuerdo con los protocolos institucionales y las rutas de atención establecidas en Colombia.</w:t>
       </w:r>
     </w:p>
@@ -8029,7 +8382,6 @@
         <w:spacing w:before="0" w:after="160"/>
       </w:pPr>
       <w:r>
-        <w:lastRenderedPageBreak/>
         <w:t>En la primera infancia, la gestión del riesgo requiere especial atención debido a la curiosidad, la movilidad y la dependencia del cuidado adulto. La consideración de estas características permite anticipar situaciones peligrosas, establecer medidas preventivas y proteger la vida y la integridad de las niñas y los niños.</w:t>
       </w:r>
     </w:p>
@@ -8054,12 +8406,12 @@
       <w:pPr>
         <w:pStyle w:val="Ttulo1"/>
       </w:pPr>
-      <w:bookmarkStart w:id="16" w:name="_Toc236754622"/>
+      <w:bookmarkStart w:id="15" w:name="_Toc236754622"/>
       <w:r>
         <w:lastRenderedPageBreak/>
         <w:t>Bioseguridad y rol del primer respondiente</w:t>
       </w:r>
-      <w:bookmarkEnd w:id="16"/>
+      <w:bookmarkEnd w:id="15"/>
     </w:p>
     <w:p>
       <w:pPr>
@@ -8198,11 +8550,11 @@
       <w:pPr>
         <w:pStyle w:val="Ttulo2"/>
       </w:pPr>
-      <w:bookmarkStart w:id="17" w:name="_Toc236754623"/>
+      <w:bookmarkStart w:id="16" w:name="_Toc236754623"/>
       <w:r>
         <w:t>Concepto y normas básicas</w:t>
       </w:r>
-      <w:bookmarkEnd w:id="17"/>
+      <w:bookmarkEnd w:id="16"/>
     </w:p>
     <w:p>
       <w:pPr>
@@ -8355,11 +8707,11 @@
       <w:pPr>
         <w:pStyle w:val="Ttulo2"/>
       </w:pPr>
-      <w:bookmarkStart w:id="18" w:name="_Toc236754624"/>
+      <w:bookmarkStart w:id="17" w:name="_Toc236754624"/>
       <w:r>
         <w:t>Elementos de protección personal</w:t>
       </w:r>
-      <w:bookmarkEnd w:id="18"/>
+      <w:bookmarkEnd w:id="17"/>
     </w:p>
     <w:p>
       <w:pPr>
@@ -8460,11 +8812,11 @@
       <w:pPr>
         <w:pStyle w:val="Ttulo2"/>
       </w:pPr>
-      <w:bookmarkStart w:id="19" w:name="_Toc236754625"/>
+      <w:bookmarkStart w:id="18" w:name="_Toc236754625"/>
       <w:r>
         <w:t>Manejo de riesgos biológicos</w:t>
       </w:r>
-      <w:bookmarkEnd w:id="19"/>
+      <w:bookmarkEnd w:id="18"/>
     </w:p>
     <w:p>
       <w:pPr>
@@ -8671,11 +9023,11 @@
       <w:pPr>
         <w:pStyle w:val="Ttulo2"/>
       </w:pPr>
-      <w:bookmarkStart w:id="20" w:name="_Toc236754626"/>
+      <w:bookmarkStart w:id="19" w:name="_Toc236754626"/>
       <w:r>
         <w:t>Rol del primer respondiente</w:t>
       </w:r>
-      <w:bookmarkEnd w:id="20"/>
+      <w:bookmarkEnd w:id="19"/>
     </w:p>
     <w:p>
       <w:pPr>
@@ -8946,51 +9298,51 @@
       <w:pPr>
         <w:pStyle w:val="Ttulo1"/>
       </w:pPr>
-      <w:bookmarkStart w:id="21" w:name="_Toc236754627"/>
+      <w:bookmarkStart w:id="20" w:name="_Toc236754627"/>
       <w:r>
         <w:lastRenderedPageBreak/>
         <w:t>Botiquín de primeros auxilios</w:t>
       </w:r>
+      <w:bookmarkEnd w:id="20"/>
+    </w:p>
+    <w:p>
+      <w:pPr>
+        <w:spacing w:before="0" w:after="160"/>
+      </w:pPr>
+      <w:r>
+        <w:t>El botiquín de primeros auxilios es un conjunto organizado de elementos, insumos y materiales básicos destinados a brindar atención inmediata ante situaciones de emergencia o urgencia. Su disponibilidad y adecuado mantenimiento son fundamentales para garantizar una respuesta oportuna y efectiva, especialmente en entornos donde se atiende población infantil.</w:t>
+      </w:r>
+    </w:p>
+    <w:p>
+      <w:pPr>
+        <w:spacing w:before="0" w:after="160"/>
+      </w:pPr>
+      <w:r>
+        <w:t>En el contexto de la primera infancia, el botiquín debe estar adaptado a las necesidades de niñas y niños, asegurando la presencia de elementos básicos que permitan atender lesiones frecuentes como caídas, heridas, golpes o quemaduras leves. Asimismo, debe ubicarse en un lugar accesible, visible y seguro, evitando el acceso directo por parte de los niños y garantizando su uso por personal capacitado.</w:t>
+      </w:r>
+    </w:p>
+    <w:p>
+      <w:pPr>
+        <w:spacing w:before="0" w:after="160"/>
+      </w:pPr>
+      <w:r>
+        <w:t>Para comprender su adecuada conformación y uso, es necesario reconocer el concepto de botiquín y las disposiciones que orientan su disponibilidad en los diferentes entornos. En este sentido, se presentan estos fundamentos y su aplicación en la atención de emergencias relacionadas con la primera infancia.</w:t>
+      </w:r>
+    </w:p>
+    <w:p>
+      <w:pPr>
+        <w:spacing w:before="0" w:after="160"/>
+      </w:pPr>
+    </w:p>
+    <w:p>
+      <w:pPr>
+        <w:pStyle w:val="Ttulo2"/>
+      </w:pPr>
+      <w:bookmarkStart w:id="21" w:name="_Toc236754628"/>
+      <w:r>
+        <w:t>Concepto y normativa</w:t>
+      </w:r>
       <w:bookmarkEnd w:id="21"/>
-    </w:p>
-    <w:p>
-      <w:pPr>
-        <w:spacing w:before="0" w:after="160"/>
-      </w:pPr>
-      <w:r>
-        <w:t>El botiquín de primeros auxilios es un conjunto organizado de elementos, insumos y materiales básicos destinados a brindar atención inmediata ante situaciones de emergencia o urgencia. Su disponibilidad y adecuado mantenimiento son fundamentales para garantizar una respuesta oportuna y efectiva, especialmente en entornos donde se atiende población infantil.</w:t>
-      </w:r>
-    </w:p>
-    <w:p>
-      <w:pPr>
-        <w:spacing w:before="0" w:after="160"/>
-      </w:pPr>
-      <w:r>
-        <w:t>En el contexto de la primera infancia, el botiquín debe estar adaptado a las necesidades de niñas y niños, asegurando la presencia de elementos básicos que permitan atender lesiones frecuentes como caídas, heridas, golpes o quemaduras leves. Asimismo, debe ubicarse en un lugar accesible, visible y seguro, evitando el acceso directo por parte de los niños y garantizando su uso por personal capacitado.</w:t>
-      </w:r>
-    </w:p>
-    <w:p>
-      <w:pPr>
-        <w:spacing w:before="0" w:after="160"/>
-      </w:pPr>
-      <w:r>
-        <w:t>Para comprender su adecuada conformación y uso, es necesario reconocer el concepto de botiquín y las disposiciones que orientan su disponibilidad en los diferentes entornos. En este sentido, se presentan estos fundamentos y su aplicación en la atención de emergencias relacionadas con la primera infancia.</w:t>
-      </w:r>
-    </w:p>
-    <w:p>
-      <w:pPr>
-        <w:spacing w:before="0" w:after="160"/>
-      </w:pPr>
-    </w:p>
-    <w:p>
-      <w:pPr>
-        <w:pStyle w:val="Ttulo2"/>
-      </w:pPr>
-      <w:bookmarkStart w:id="22" w:name="_Toc236754628"/>
-      <w:r>
-        <w:t>Concepto y normativa</w:t>
-      </w:r>
-      <w:bookmarkEnd w:id="22"/>
     </w:p>
     <w:p>
       <w:pPr>
@@ -9026,6 +9378,8 @@
         </w:numPr>
         <w:spacing w:before="0" w:after="160"/>
       </w:pPr>
+      <w:bookmarkStart w:id="22" w:name="_GoBack"/>
+      <w:bookmarkEnd w:id="22"/>
       <w:r>
         <w:rPr>
           <w:b/>
@@ -12557,7 +12911,6 @@
         <w:docPartUnique/>
       </w:docPartObj>
     </w:sdtPr>
-    <w:sdtEndPr/>
     <w:sdtContent>
       <w:p>
         <w:pPr>
@@ -15611,8 +15964,8 @@
   <w:abstractNum w:abstractNumId="29" w15:restartNumberingAfterBreak="0">
     <w:nsid w:val="521E11D7"/>
     <w:multiLevelType w:val="hybridMultilevel"/>
-    <w:tmpl w:val="1BE8D2E6"/>
-    <w:lvl w:ilvl="0" w:tplc="240A0017">
+    <w:tmpl w:val="8CA66902"/>
+    <w:lvl w:ilvl="0" w:tplc="0430EAE6">
       <w:start w:val="1"/>
       <w:numFmt w:val="lowerLetter"/>
       <w:lvlText w:val="%1)"/>
@@ -15620,6 +15973,9 @@
       <w:pPr>
         <w:ind w:left="1429" w:hanging="360"/>
       </w:pPr>
+      <w:rPr>
+        <w:b/>
+      </w:rPr>
     </w:lvl>
     <w:lvl w:ilvl="1" w:tplc="240A0019" w:tentative="1">
       <w:start w:val="1"/>
@@ -18757,6 +19113,15 @@
 </file>
 
 <file path=customXml/item2.xml><?xml version="1.0" encoding="utf-8"?>
+<?mso-contentType ?>
+<FormTemplates xmlns="http://schemas.microsoft.com/sharepoint/v3/contenttype/forms">
+  <Display>DocumentLibraryForm</Display>
+  <Edit>DocumentLibraryForm</Edit>
+  <New>DocumentLibraryForm</New>
+</FormTemplates>
+</file>
+
+<file path=customXml/item3.xml><?xml version="1.0" encoding="utf-8"?>
 <p:properties xmlns:p="http://schemas.microsoft.com/office/2006/metadata/properties" xmlns:xsi="http://www.w3.org/2001/XMLSchema-instance" xmlns:pc="http://schemas.microsoft.com/office/infopath/2007/PartnerControls">
   <documentManagement>
     <TaxCatchAll xmlns="13c90a0b-73bc-4dc0-be5f-28d77b615beb" xsi:nil="true"/>
@@ -18765,15 +19130,6 @@
     </lcf76f155ced4ddcb4097134ff3c332f>
   </documentManagement>
 </p:properties>
-</file>
-
-<file path=customXml/item3.xml><?xml version="1.0" encoding="utf-8"?>
-<?mso-contentType ?>
-<FormTemplates xmlns="http://schemas.microsoft.com/sharepoint/v3/contenttype/forms">
-  <Display>DocumentLibraryForm</Display>
-  <Edit>DocumentLibraryForm</Edit>
-  <New>DocumentLibraryForm</New>
-</FormTemplates>
 </file>
 
 <file path=customXml/item4.xml><?xml version="1.0" encoding="utf-8"?>
@@ -18800,6 +19156,14 @@
 </file>
 
 <file path=customXml/itemProps2.xml><?xml version="1.0" encoding="utf-8"?>
+<ds:datastoreItem xmlns:ds="http://schemas.openxmlformats.org/officeDocument/2006/customXml" ds:itemID="{10663269-2064-4804-8290-36D4A57F5557}">
+  <ds:schemaRefs>
+    <ds:schemaRef ds:uri="http://schemas.microsoft.com/sharepoint/v3/contenttype/forms"/>
+  </ds:schemaRefs>
+</ds:datastoreItem>
+</file>
+
+<file path=customXml/itemProps3.xml><?xml version="1.0" encoding="utf-8"?>
 <ds:datastoreItem xmlns:ds="http://schemas.openxmlformats.org/officeDocument/2006/customXml" ds:itemID="{1279454D-02BE-4A9C-A117-DCD1573E2608}">
   <ds:schemaRefs>
     <ds:schemaRef ds:uri="http://schemas.microsoft.com/office/2006/metadata/properties"/>
@@ -18810,16 +19174,8 @@
 </ds:datastoreItem>
 </file>
 
-<file path=customXml/itemProps3.xml><?xml version="1.0" encoding="utf-8"?>
-<ds:datastoreItem xmlns:ds="http://schemas.openxmlformats.org/officeDocument/2006/customXml" ds:itemID="{10663269-2064-4804-8290-36D4A57F5557}">
-  <ds:schemaRefs>
-    <ds:schemaRef ds:uri="http://schemas.microsoft.com/sharepoint/v3/contenttype/forms"/>
-  </ds:schemaRefs>
-</ds:datastoreItem>
-</file>
-
 <file path=customXml/itemProps4.xml><?xml version="1.0" encoding="utf-8"?>
-<ds:datastoreItem xmlns:ds="http://schemas.openxmlformats.org/officeDocument/2006/customXml" ds:itemID="{F42D7AA5-089B-4F23-8435-918893411659}">
+<ds:datastoreItem xmlns:ds="http://schemas.openxmlformats.org/officeDocument/2006/customXml" ds:itemID="{F59A1060-BC7E-4734-8697-BEFA21BA853E}">
   <ds:schemaRefs>
     <ds:schemaRef ds:uri="http://schemas.openxmlformats.org/officeDocument/2006/bibliography"/>
   </ds:schemaRefs>
